--- a/Material_6_LSCO_LaSrCoO3/DFG_EmmyNoether_COMET-Ox_LSCO_EN.docx
+++ b/Material_6_LSCO_LaSrCoO3/DFG_EmmyNoether_COMET-Ox_LSCO_EN.docx
@@ -1037,7 +1037,91 @@
           <w:sz w:val="21"/>
           <w:szCs w:val="21"/>
         </w:rPr>
-        <w:t xml:space="preserve">The overarching goal is a “treasure map” for memristive oxides in analogy to the quantum-chemical bonding-descriptor maps of Wuttig et al. for chalcogenides: a two-dimensional map spanned by covalency (charge-transfer energy, or experimentally the O-K pre-edge intensity) and oxygen-vacancy formation energy, onto which the switching figures of merit are charted. This map is intended to enable, for the first time, a rational, descriptor-based materials selection for VCM memristors, and it will finally be validated by a “blind” prediction on an oxide not contained in the training set.</w:t>
+        <w:t xml:space="preserve">The overarching goal is a “treasure map” for memristive oxides in analogy to the quantum-chemical bonding-descriptor maps of Wuttig et al. for chalcogenides: a two-dimensional map spanned by covalency (charge-transfer energy, or experimentally the O-K pre-edge intensity) and oxygen-vacancy formation energy, onto which the switching figures of merit are charted. This map is intended to enable, for the first time, a rational, descriptor-based materials selection for VCM memristors, and it will finally be </w:t>
+      </w:r>
+      <w:r>
+        <w:rPr>
+          <w:rFonts w:ascii="Arial" w:hAnsi="Arial" w:cs="Arial"/>
+          <w:sz w:val="21"/>
+          <w:szCs w:val="21"/>
+        </w:rPr>
+        <w:t xml:space="preserve">validated by a “blind” prediction on an oxide not contained in the training set – with noble-contact-proven </w:t>
+      </w:r>
+      <w:r>
+        <w:rPr>
+          <w:rFonts w:ascii="Arial" w:hAnsi="Arial" w:cs="Arial"/>
+          <w:sz w:val="21"/>
+          <w:szCs w:val="21"/>
+        </w:rPr>
+        <w:t xml:space="preserve">YBa</w:t>
+      </w:r>
+      <w:r>
+        <w:rPr>
+          <w:rFonts w:ascii="Arial" w:hAnsi="Arial" w:cs="Arial"/>
+          <w:sz w:val="21"/>
+          <w:szCs w:val="21"/>
+          <w:vertAlign w:val="subscript"/>
+        </w:rPr>
+        <w:t xml:space="preserve">2</w:t>
+      </w:r>
+      <w:r>
+        <w:rPr>
+          <w:rFonts w:ascii="Arial" w:hAnsi="Arial" w:cs="Arial"/>
+          <w:sz w:val="21"/>
+          <w:szCs w:val="21"/>
+        </w:rPr>
+        <w:t xml:space="preserve">Cu</w:t>
+      </w:r>
+      <w:r>
+        <w:rPr>
+          <w:rFonts w:ascii="Arial" w:hAnsi="Arial" w:cs="Arial"/>
+          <w:sz w:val="21"/>
+          <w:szCs w:val="21"/>
+          <w:vertAlign w:val="subscript"/>
+        </w:rPr>
+        <w:t xml:space="preserve">3</w:t>
+      </w:r>
+      <w:r>
+        <w:rPr>
+          <w:rFonts w:ascii="Arial" w:hAnsi="Arial" w:cs="Arial"/>
+          <w:sz w:val="21"/>
+          <w:szCs w:val="21"/>
+        </w:rPr>
+        <w:t xml:space="preserve">O</w:t>
+      </w:r>
+      <w:r>
+        <w:rPr>
+          <w:rFonts w:ascii="Arial" w:hAnsi="Arial" w:cs="Arial"/>
+          <w:sz w:val="21"/>
+          <w:szCs w:val="21"/>
+          <w:vertAlign w:val="subscript"/>
+        </w:rPr>
+        <w:t xml:space="preserve">7-δ</w:t>
+      </w:r>
+      <w:r>
+        <w:rPr>
+          <w:rFonts w:ascii="Arial" w:hAnsi="Arial" w:cs="Arial"/>
+          <w:sz w:val="21"/>
+          <w:szCs w:val="21"/>
+        </w:rPr>
+        <w:t xml:space="preserve"> (cuprate class) and Pt/Pt-platform Gd-doped CeO</w:t>
+      </w:r>
+      <w:r>
+        <w:rPr>
+          <w:rFonts w:ascii="Arial" w:hAnsi="Arial" w:cs="Arial"/>
+          <w:sz w:val="21"/>
+          <w:szCs w:val="21"/>
+          <w:vertAlign w:val="subscript"/>
+        </w:rPr>
+        <w:t xml:space="preserve">2</w:t>
+      </w:r>
+      <w:r>
+        <w:rPr>
+          <w:rFonts w:ascii="Arial" w:hAnsi="Arial" w:cs="Arial"/>
+          <w:sz w:val="21"/>
+          <w:szCs w:val="21"/>
+        </w:rPr>
+        <w:t xml:space="preserve"> (fluorite class) as pre-screened candidates.</w:t>
       </w:r>
     </w:p>
     <w:p>
@@ -2947,7 +3031,7 @@
           <w:sz w:val="21"/>
           <w:szCs w:val="21"/>
         </w:rPr>
-        <w:t xml:space="preserve"> [73] have been demonstrated, including strain-controlled manipulation of switching [74].</w:t>
+        <w:t xml:space="preserve"> [73] have been demonstrated, including strain-controlled manipulation of switching [74] – crucially, with Au-active noble-contact stacks among them [71, 25], which qualifies the cobaltite series under the same noble-interface criterion as the ferrites.</w:t>
       </w:r>
     </w:p>
     <w:p>
@@ -3334,7 +3418,7 @@
           <w:sz w:val="21"/>
           <w:szCs w:val="21"/>
         </w:rPr>
-        <w:t xml:space="preserve"> only a polycrystalline study with a small doping window exists [80]. None of these studies links the series to computed vacancy formation energies, covalency descriptors or spectroscopic observables. Viewed along the descriptor chain, the evidence is complementary rather than complete: for the ferrite series the covalency axis is canonical [46] and EV(x) quantitative [31, 86], but intermediate-composition devices are absent – though switching under inert Au/SrRuO3 stacks is proven at the Sr-rich end member [16, 17], which turns the series from a feasibility risk into an optimisation space; for the manganite family the covalency axis is the calibration standard of the field [46] and noble-contact switching is proven for Pr1-xCaxMnO3 at a single composition [89], while EV is anchored only generically [42–44] and for La1-xSrxMnO3 no switching at a noble-metal interface has been reported for any composition – the reason the programme uses Pr1-xCaxMnO3 as its manganite series; and stoichiometry-controlled switching at a Pt interface has so far been shown only for the cation stoichiometry of SrTiO3 [78].</w:t>
+        <w:t xml:space="preserve"> only a polycrystalline study with a small doping window exists [80]. None of these studies links the series to computed vacancy formation energies, covalency descriptors or spectroscopic observables. Viewed along the descriptor chain, the evidence is complementary rather than complete: for the ferrite series the covalency axis is canonical [46] and EV(x) quantitative [31, 86], but intermediate-composition devices are absent – though switching under inert Au/SrRuO3 stacks is proven at the Sr-rich end member [16, 17], which turns the series from a feasibility risk into an optimisation space; for the manganite family the covalency axis is the calibration standard of the field [46] and noble-contact switching is proven for Pr1-xCaxMnO3 at a single composition [89], while EV is anchored only generically [42–44] and for La1-xSrxMnO3 no switching at a noble-metal interface has been reported for any composition – the reason the programme uses Pr1-xCaxMnO3 as its manganite series; and stoichiometry-controlled switching at a Pt interface has so far been shown only for the cation stoichiometry of SrTiO3 [78]. A systematic family screening across the oxide classes (cobaltites, nickelates, cuprates, further ferrites and manganites, fluorites) sharpens this picture: beyond the systems above, only YBa2Cu3O7-δ (Au/YBCO/Au switching established and replicated [90]) and Gd-doped CeO2 (Pt/Pt crossbars with a composition series [14]) fulfil all three evidence criteria – both are therefore reserved as pre-screened blind-validation candidates of the map (WP5).</w:t>
       </w:r>
     </w:p>
     <w:p>
@@ -4720,7 +4804,7 @@
           <w:sz w:val="21"/>
           <w:szCs w:val="21"/>
         </w:rPr>
-        <w:t>Series 3 – La</w:t>
+        <w:t xml:space="preserve">Series 3 – </w:t>
       </w:r>
       <w:r>
         <w:rPr>
@@ -4729,9 +4813,8 @@
           <w:bCs/>
           <w:sz w:val="21"/>
           <w:szCs w:val="21"/>
-          <w:vertAlign w:val="subscript"/>
-        </w:rPr>
-        <w:t>1-x</w:t>
+        </w:rPr>
+        <w:t xml:space="preserve">La</w:t>
       </w:r>
       <w:r>
         <w:rPr>
@@ -4740,8 +4823,9 @@
           <w:bCs/>
           <w:sz w:val="21"/>
           <w:szCs w:val="21"/>
-        </w:rPr>
-        <w:t>Sr</w:t>
+          <w:vertAlign w:val="subscript"/>
+        </w:rPr>
+        <w:t xml:space="preserve">1-x</w:t>
       </w:r>
       <w:r>
         <w:rPr>
@@ -4750,9 +4834,8 @@
           <w:bCs/>
           <w:sz w:val="21"/>
           <w:szCs w:val="21"/>
-          <w:vertAlign w:val="subscript"/>
-        </w:rPr>
-        <w:t>x</w:t>
+        </w:rPr>
+        <w:t xml:space="preserve">Sr</w:t>
       </w:r>
       <w:r>
         <w:rPr>
@@ -4761,8 +4844,9 @@
           <w:bCs/>
           <w:sz w:val="21"/>
           <w:szCs w:val="21"/>
-        </w:rPr>
-        <w:t>CoO</w:t>
+          <w:vertAlign w:val="subscript"/>
+        </w:rPr>
+        <w:t xml:space="preserve">x</w:t>
       </w:r>
       <w:r>
         <w:rPr>
@@ -4771,9 +4855,8 @@
           <w:bCs/>
           <w:sz w:val="21"/>
           <w:szCs w:val="21"/>
-          <w:vertAlign w:val="subscript"/>
-        </w:rPr>
-        <w:t>3-δ</w:t>
+        </w:rPr>
+        <w:t xml:space="preserve">CoO</w:t>
       </w:r>
       <w:r>
         <w:rPr>
@@ -4782,8 +4865,9 @@
           <w:bCs/>
           <w:sz w:val="21"/>
           <w:szCs w:val="21"/>
-        </w:rPr>
-        <w:t xml:space="preserve"> or B-site series La(Fe</w:t>
+          <w:vertAlign w:val="subscript"/>
+        </w:rPr>
+        <w:t xml:space="preserve">3-δ</w:t>
       </w:r>
       <w:r>
         <w:rPr>
@@ -4792,69 +4876,8 @@
           <w:bCs/>
           <w:sz w:val="21"/>
           <w:szCs w:val="21"/>
-          <w:vertAlign w:val="subscript"/>
-        </w:rPr>
-        <w:t>1-y</w:t>
-      </w:r>
-      <w:r>
-        <w:rPr>
-          <w:rFonts w:ascii="Arial" w:eastAsia="Times New Roman" w:hAnsi="Arial" w:cs="Arial"/>
-          <w:b/>
-          <w:bCs/>
-          <w:sz w:val="21"/>
-          <w:szCs w:val="21"/>
-        </w:rPr>
-        <w:t>Co</w:t>
-      </w:r>
-      <w:r>
-        <w:rPr>
-          <w:rFonts w:ascii="Arial" w:eastAsia="Times New Roman" w:hAnsi="Arial" w:cs="Arial"/>
-          <w:b/>
-          <w:bCs/>
-          <w:sz w:val="21"/>
-          <w:szCs w:val="21"/>
-          <w:vertAlign w:val="subscript"/>
-        </w:rPr>
-        <w:t>y</w:t>
-      </w:r>
-      <w:r>
-        <w:rPr>
-          <w:rFonts w:ascii="Arial" w:eastAsia="Times New Roman" w:hAnsi="Arial" w:cs="Arial"/>
-          <w:b/>
-          <w:bCs/>
-          <w:sz w:val="21"/>
-          <w:szCs w:val="21"/>
-        </w:rPr>
-        <w:t>)O</w:t>
-      </w:r>
-      <w:r>
-        <w:rPr>
-          <w:rFonts w:ascii="Arial" w:eastAsia="Times New Roman" w:hAnsi="Arial" w:cs="Arial"/>
-          <w:b/>
-          <w:bCs/>
-          <w:sz w:val="21"/>
-          <w:szCs w:val="21"/>
-          <w:vertAlign w:val="subscript"/>
-        </w:rPr>
-        <w:t>3</w:t>
-      </w:r>
-      <w:r>
-        <w:rPr>
-          <w:rFonts w:ascii="Arial" w:eastAsia="Times New Roman" w:hAnsi="Arial" w:cs="Arial"/>
-          <w:b/>
-          <w:bCs/>
-          <w:sz w:val="21"/>
-          <w:szCs w:val="21"/>
-        </w:rPr>
-        <w:t xml:space="preserve"> (second project phase):</w:t>
-      </w:r>
-      <w:r>
-        <w:rPr>
-          <w:rFonts w:ascii="Arial" w:eastAsia="Times New Roman" w:hAnsi="Arial" w:cs="Arial"/>
-          <w:sz w:val="21"/>
-          <w:szCs w:val="21"/>
-        </w:rPr>
-        <w:t xml:space="preserve"> Densification and extension of the map; the cross-comparison Fe/Mn/Co separates covalency-driven from B-cation-specific effects (spin state, bandwidth) and tests the transferability of the descriptor.</w:t>
+        </w:rPr>
+        <w:t xml:space="preserve"> (second project phase): Densification and extension of the map, entering with a switching-proven noble-contact anchor – the SrCoO2.5 end member switches in Au-active stacks [71, 25] – and with the most explicitly documented covalency→EV link of all families (experimental defect chemistry plus DFT [39]); the cross-comparison Fe/Mn/Co separates covalency-driven from B-cation-specific effects (spin state, bandwidth) and tests the transferability of the descriptor.</w:t>
       </w:r>
     </w:p>
     <w:p>
@@ -5447,7 +5470,7 @@
           <w:sz w:val="21"/>
           <w:szCs w:val="21"/>
         </w:rPr>
-        <w:t xml:space="preserve"> from literature DFT and own calibration; colour layers: ON/OFF, retention, forming voltage). Finally, blind validation (M6): selection of a candidate oxide outside the training set (e.g. from the nickelate or double-perovskite family), quantitative prediction, synthesis and test.</w:t>
+        <w:t xml:space="preserve"> from literature DFT and own calibration; colour layers: ON/OFF, retention, forming voltage). Finally, blind validation (M6): selection of a candidate oxide outside the training set – the family screening pre-qualifies YBa2Cu3O7-δ (Au-contact switching established [90]) and Ce1-xGdxO2-δ (Pt/Pt crossbar platform [14]) as candidates spanning two further structure classes – quantitative prediction, synthesis and test.</w:t>
       </w:r>
     </w:p>
     <w:p>
@@ -10933,6 +10956,26 @@
           <w:szCs w:val="18"/>
         </w:rPr>
         <w:t xml:space="preserve">[89] T. Kramer, M. Scherff, D. Mierwaldt, J. Hoffmann, C. Jooss, Role of oxygen vacancies for resistive switching in noble metal sandwiched Pr0.67Ca0.33MnO3-δ. Applied Physics Letters 110, 243502 (2017).</w:t>
+      </w:r>
+    </w:p>
+    <w:p>
+      <w:pPr>
+        <w:spacing w:after="60"/>
+        <w:ind w:hanging="480"/>
+        <w:divId w:val="336543102"/>
+        <w:rPr>
+          <w:rFonts w:ascii="Arial" w:hAnsi="Arial" w:cs="Arial"/>
+          <w:sz w:val="18"/>
+          <w:szCs w:val="18"/>
+        </w:rPr>
+      </w:pPr>
+      <w:r>
+        <w:rPr>
+          <w:rFonts w:ascii="Arial" w:hAnsi="Arial" w:cs="Arial"/>
+          <w:sz w:val="18"/>
+          <w:szCs w:val="18"/>
+        </w:rPr>
+        <w:t xml:space="preserve">[90] C. Acha, M. J. Rozenberg, Non-volatile resistive switching in the dielectric superconductor YBa2Cu3O7-δ. Journal of Physics: Condensed Matter 21, 045702 (2009).</w:t>
       </w:r>
     </w:p>
     <w:p>

--- a/Material_6_LSCO_LaSrCoO3/DFG_EmmyNoether_COMET-Ox_LSCO_EN.docx
+++ b/Material_6_LSCO_LaSrCoO3/DFG_EmmyNoether_COMET-Ox_LSCO_EN.docx
@@ -2989,7 +2989,7 @@
           <w:sz w:val="21"/>
           <w:szCs w:val="21"/>
         </w:rPr>
-        <w:t xml:space="preserve"> itself lacks any noble-metal-interface demonstration (tip-based multilevel recording [68], reactive-contact interface devices [69, 88], in-situ TEM of vacancy-driven transitions [19]) and is therefore not part of the programme core.</w:t>
+        <w:t xml:space="preserve">, by contrast, offers no noble-metal-interface demonstration (tip-based multilevel recording [68], reactive-contact devices [69, 88], in-situ TEM of vacancy-driven transitions [19]).</w:t>
       </w:r>
       <w:r>
         <w:rPr>
@@ -3418,7 +3418,15 @@
           <w:sz w:val="21"/>
           <w:szCs w:val="21"/>
         </w:rPr>
-        <w:t xml:space="preserve"> only a polycrystalline study with a small doping window exists [80]. None of these studies links the series to computed vacancy formation energies, covalency descriptors or spectroscopic observables. Viewed along the descriptor chain, the evidence is complementary rather than complete: for the ferrite series the covalency axis is canonical [46] and EV(x) quantitative [31, 86], but intermediate-composition devices are absent – though switching under inert Au/SrRuO3 stacks is proven at the Sr-rich end member [16, 17], which turns the series from a feasibility risk into an optimisation space; for the manganite family the covalency axis is the calibration standard of the field [46] and noble-contact switching is proven for Pr1-xCaxMnO3 at a single composition [89], while EV is anchored only generically [42–44] and for La1-xSrxMnO3 no switching at a noble-metal interface has been reported for any composition – the reason the programme uses Pr1-xCaxMnO3 as its manganite series; and stoichiometry-controlled switching at a Pt interface has so far been shown only for the cation stoichiometry of SrTiO3 [78]. A systematic family screening across the oxide classes (cobaltites, nickelates, cuprates, further ferrites and manganites, fluorites) sharpens this picture: beyond the systems above, only YBa2Cu3O7-δ (Au/YBCO/Au switching established and replicated [90]) and Gd-doped CeO2 (Pt/Pt crossbars with a composition series [14]) fulfil all three evidence criteria – both are therefore reserved as pre-screened blind-validation candidates of the map (WP5).</w:t>
+        <w:t xml:space="preserve"> only a polycrystalline study with a small doping window exists [80]. None of these studies links the series to computed vacancy formation energies, covalency descriptors or spectroscopic observables. </w:t>
+      </w:r>
+      <w:r>
+        <w:rPr>
+          <w:rFonts w:ascii="Arial" w:hAnsi="Arial" w:cs="Arial"/>
+          <w:sz w:val="21"/>
+          <w:szCs w:val="21"/>
+        </w:rPr>
+        <w:t xml:space="preserve">A systematic evidence audit along the descriptor chain – covalency vs. stoichiometry (XAS), EV vs. covalency, and switching at a noble-metal interface – underpins the materials strategy of this proposal: every programme series enters with a demonstrated noble-contact switching base and a documented descriptor axis. The ferrites combine the canonical covalency XAS [46] and quantitative EV(x) [31, 86] with inert-stack switching at the Sr-rich end member [16, 17]; the manganite series Pr1-xCaxMnO3 combines the published composition benchmark [75] with noble Pt-contact switching [89]; the cobaltites combine the most explicit covalency→EV link of all families [39] with Au-active end-member switching [71, 25]; and stoichiometry-controlled switching at a Pt interface is demonstrated for the cation stoichiometry of SrTiO3 [78]. The same audit, extended as a family screening across the oxide classes, identifies YBa2Cu3O7-δ (Au/YBCO/Au established and replicated [90]) and Gd-doped CeO2 (Pt/Pt crossbars with a composition series [14]) as the only further systems fulfilling all three criteria – reserved as pre-screened blind-validation candidates of the map (WP5).</w:t>
       </w:r>
     </w:p>
     <w:p>

--- a/Material_6_LSCO_LaSrCoO3/DFG_EmmyNoether_COMET-Ox_LSCO_EN.docx
+++ b/Material_6_LSCO_LaSrCoO3/DFG_EmmyNoether_COMET-Ox_LSCO_EN.docx
@@ -1711,7 +1711,23 @@
           <w:sz w:val="21"/>
           <w:szCs w:val="21"/>
         </w:rPr>
-        <w:t>) back to the electronic structure – ultimately to the metal–oxygen covalency. The conceptual foundation is the Zaanen–Sawatzky–Allen scheme [21]: the charge-transfer energy Δ (O 2p → metal 3d) measures the position of the O-2p states relative to the metal d states and is the microscopic measure of covalency. Along the perovskite series RMO</w:t>
+        <w:t xml:space="preserve">) back to the electronic structure – ultimately to the metal–oxygen covalency. The conceptual foundation is the Zaanen–Sawatzky–Allen scheme [21]: the charge-transfer energy Δ (O 2p → metal 3d) measures the position of the O-2p states relative to the metal d states </w:t>
+      </w:r>
+      <w:r>
+        <w:rPr>
+          <w:rFonts w:ascii="Arial" w:hAnsi="Arial" w:cs="Arial"/>
+          <w:sz w:val="21"/>
+          <w:szCs w:val="21"/>
+        </w:rPr>
+        <w:t xml:space="preserve">and is the microscopic measure of covalency. Its quantitative basis is the cluster-model/configuration-interaction analysis of core-level and valence spectra developed by Fujimori, Bocquet, Saitoh, Sarma and co-workers [91–94], which extracts Δ, U and transfer integrals compound by compound; the covalency scale of this programme is anchored in that framework – hybridisation and covalency are kept strictly distinct, a distinction frequently blurred in the catalysis-descriptor literature, which is used here as motivation and treated critically [95].</w:t>
+      </w:r>
+      <w:r>
+        <w:rPr>
+          <w:rFonts w:ascii="Arial" w:hAnsi="Arial" w:cs="Arial"/>
+          <w:sz w:val="21"/>
+          <w:szCs w:val="21"/>
+        </w:rPr>
+        <w:t xml:space="preserve"> Along the perovskite series RMO</w:t>
       </w:r>
       <w:r>
         <w:rPr>
@@ -2086,7 +2102,23 @@
           <w:sz w:val="21"/>
           <w:szCs w:val="21"/>
         </w:rPr>
-        <w:t>XAS provides exactly the observables required for an experimental descriptor map. The pre-edge of the O-K edge (528–532 eV) arises from transitions into unoccupied, covalently hybridised O2p–TM3d states; its integrated intensity is an established measure of metal–oxygen hybridisation [45, 47]. Classic work on La</w:t>
+        <w:t xml:space="preserve">XAS provides exactly the observables required for an experimental descriptor map. The pre-edge of the O-K edge (528–532 eV) arises from transitions into unoccupied, covalently hybridised O2p–TM3d states; </w:t>
+      </w:r>
+      <w:r>
+        <w:rPr>
+          <w:rFonts w:ascii="Arial" w:hAnsi="Arial" w:cs="Arial"/>
+          <w:sz w:val="21"/>
+          <w:szCs w:val="21"/>
+        </w:rPr>
+        <w:t xml:space="preserve">its integrated intensity is a widely used, series-internally comparable measure of metal–oxygen hybridisation [45, 47] – not by itself an absolute covalency scale [95]</w:t>
+      </w:r>
+      <w:r>
+        <w:rPr>
+          <w:rFonts w:ascii="Arial" w:hAnsi="Arial" w:cs="Arial"/>
+          <w:sz w:val="21"/>
+          <w:szCs w:val="21"/>
+        </w:rPr>
+        <w:t xml:space="preserve">. Classic work on La</w:t>
       </w:r>
       <w:r>
         <w:rPr>
@@ -10984,6 +11016,106 @@
           <w:szCs w:val="18"/>
         </w:rPr>
         <w:t xml:space="preserve">[90] C. Acha, M. J. Rozenberg, Non-volatile resistive switching in the dielectric superconductor YBa2Cu3O7-δ. Journal of Physics: Condensed Matter 21, 045702 (2009).</w:t>
+      </w:r>
+    </w:p>
+    <w:p>
+      <w:pPr>
+        <w:spacing w:after="60"/>
+        <w:ind w:hanging="480"/>
+        <w:divId w:val="336543102"/>
+        <w:rPr>
+          <w:rFonts w:ascii="Arial" w:hAnsi="Arial" w:cs="Arial"/>
+          <w:sz w:val="18"/>
+          <w:szCs w:val="18"/>
+        </w:rPr>
+      </w:pPr>
+      <w:r>
+        <w:rPr>
+          <w:rFonts w:ascii="Arial" w:hAnsi="Arial" w:cs="Arial"/>
+          <w:sz w:val="18"/>
+          <w:szCs w:val="18"/>
+        </w:rPr>
+        <w:t xml:space="preserve">[91] A. Fujimori, F. Minami, Valence-band photoemission and optical absorption in nickel compounds. Physical Review B 30, 957–971 (1984).</w:t>
+      </w:r>
+    </w:p>
+    <w:p>
+      <w:pPr>
+        <w:spacing w:after="60"/>
+        <w:ind w:hanging="480"/>
+        <w:divId w:val="336543102"/>
+        <w:rPr>
+          <w:rFonts w:ascii="Arial" w:hAnsi="Arial" w:cs="Arial"/>
+          <w:sz w:val="18"/>
+          <w:szCs w:val="18"/>
+        </w:rPr>
+      </w:pPr>
+      <w:r>
+        <w:rPr>
+          <w:rFonts w:ascii="Arial" w:hAnsi="Arial" w:cs="Arial"/>
+          <w:sz w:val="18"/>
+          <w:szCs w:val="18"/>
+        </w:rPr>
+        <w:t xml:space="preserve">[92] A. E. Bocquet, T. Mizokawa, T. Saitoh, H. Namatame, A. Fujimori, Electronic structure of 3d-transition-metal compounds by analysis of the 2p core-level photoemission spectra. Physical Review B 46, 3771–3784 (1992).</w:t>
+      </w:r>
+    </w:p>
+    <w:p>
+      <w:pPr>
+        <w:spacing w:after="60"/>
+        <w:ind w:hanging="480"/>
+        <w:divId w:val="336543102"/>
+        <w:rPr>
+          <w:rFonts w:ascii="Arial" w:hAnsi="Arial" w:cs="Arial"/>
+          <w:sz w:val="18"/>
+          <w:szCs w:val="18"/>
+        </w:rPr>
+      </w:pPr>
+      <w:r>
+        <w:rPr>
+          <w:rFonts w:ascii="Arial" w:hAnsi="Arial" w:cs="Arial"/>
+          <w:sz w:val="18"/>
+          <w:szCs w:val="18"/>
+        </w:rPr>
+        <w:t xml:space="preserve">[93] T. Saitoh, A. E. Bocquet, T. Mizokawa, A. Fujimori, Systematic variation of the electronic structure of 3d transition-metal compounds. Physical Review B 52, 7934–7938 (1995).</w:t>
+      </w:r>
+    </w:p>
+    <w:p>
+      <w:pPr>
+        <w:spacing w:after="60"/>
+        <w:ind w:hanging="480"/>
+        <w:divId w:val="336543102"/>
+        <w:rPr>
+          <w:rFonts w:ascii="Arial" w:hAnsi="Arial" w:cs="Arial"/>
+          <w:sz w:val="18"/>
+          <w:szCs w:val="18"/>
+        </w:rPr>
+      </w:pPr>
+      <w:r>
+        <w:rPr>
+          <w:rFonts w:ascii="Arial" w:hAnsi="Arial" w:cs="Arial"/>
+          <w:sz w:val="18"/>
+          <w:szCs w:val="18"/>
+        </w:rPr>
+        <w:t xml:space="preserve">[94] S. Nimkar, D. D. Sarma, H. R. Krishnamurthy, S. Ramasesha, Mean-field results of the multiple-band extended Hubbard model for the square-planar CuO2 lattice. Physical Review B 48, 7355–7363 (1993).</w:t>
+      </w:r>
+    </w:p>
+    <w:p>
+      <w:pPr>
+        <w:spacing w:after="60"/>
+        <w:ind w:hanging="480"/>
+        <w:divId w:val="336543102"/>
+        <w:rPr>
+          <w:rFonts w:ascii="Arial" w:hAnsi="Arial" w:cs="Arial"/>
+          <w:sz w:val="18"/>
+          <w:szCs w:val="18"/>
+        </w:rPr>
+      </w:pPr>
+      <w:r>
+        <w:rPr>
+          <w:rFonts w:ascii="Arial" w:hAnsi="Arial" w:cs="Arial"/>
+          <w:sz w:val="18"/>
+          <w:szCs w:val="18"/>
+        </w:rPr>
+        <w:t xml:space="preserve">[95] F. M. F. de Groot, X-ray absorption and dichroism of transition metals and their compounds. Journal of Electron Spectroscopy and Related Phenomena 67, 529–622 (1994).</w:t>
       </w:r>
     </w:p>
     <w:p>

--- a/Material_6_LSCO_LaSrCoO3/DFG_EmmyNoether_COMET-Ox_LSCO_EN.docx
+++ b/Material_6_LSCO_LaSrCoO3/DFG_EmmyNoether_COMET-Ox_LSCO_EN.docx
@@ -5043,6 +5043,24 @@
     </w:p>
     <w:p>
       <w:pPr>
+        <w:pStyle w:val="NormalWeb"/>
+        <w:rPr>
+          <w:rFonts w:ascii="Arial" w:hAnsi="Arial" w:cs="Arial"/>
+          <w:sz w:val="21"/>
+          <w:szCs w:val="21"/>
+        </w:rPr>
+      </w:pPr>
+      <w:r>
+        <w:rPr>
+          <w:rFonts w:ascii="Arial" w:hAnsi="Arial" w:cs="Arial"/>
+          <w:sz w:val="21"/>
+          <w:szCs w:val="21"/>
+        </w:rPr>
+        <w:t xml:space="preserve">A third handle addresses throughput and the weakest link of the evidence chain at once - one wafer, one map. Alongside the discrete samples, each series is additionally grown as a single wafer carrying a continuous lateral cation gradient in continuous-compositional-spread mode [96], for which combinatorial large-area hardware up to four inches exists [97] and epitaxial perovskite spreads are established [98]. Spatially resolved soft XAS turns such a wafer into a continuous covalency map - on-the-fly L-edge mapping across a combinatorial spread has been demonstrated [99], and beamlines built for automated high-throughput NEXAFS are available [100] - while automated prober mapping of the device arrays along the same track yields the corresponding switching map [101]; with 0.2-0.5 mm spots on a 50 mm gradient this delivers 100-250 independent compositions per wafer. The same wafer then carries the defect-chemical gas titration: equilibrated at defined oxygen partial pressure and temperature, every position adopts its own non-stoichiometry, and repeating the equilibration across oxidising and reducing conditions yields the reduction enthalpy as a function of composition - an experimentally determined vacancy-formation energy measured on the same spots as the covalency descriptor. Because XAS delivers valence rather than absolute oxygen content, the map is calibrated against chemical-capacitance or chemical-expansion anchor points [102, 103], with optical absorption as a second, fully imageable read-out [104]; thin-film defect chemistry of exactly this type is established for ceria films [102] and for ferrite films [103]. This is what turns the second link of the chain - EV versus covalency - from a computed premise into a measured correlation. The risks are explicit and budgeted: composition, thickness and strain gradients must be deconvolved by per-position metrology (XRF/WDS, XRR, XRD), because cation transfer in PLD is fluence- and pressure-sensitive [59]; electron-yield detection is limited in pressure and probes only the outer nanometres, so bulk-sensitive fluorescence yield is recorded alongside; and soft-X-ray photoreduction of Ce, Mn, Fe and Co drives the valence in the same direction as the gas-induced reduction under study, which makes dose series a precondition of every descriptor claim rather than an afterthought.</w:t>
+      </w:r>
+    </w:p>
+    <w:p>
+      <w:pPr>
         <w:pStyle w:val="Heading2"/>
         <w:rPr>
           <w:rFonts w:ascii="Arial" w:eastAsia="Times New Roman" w:hAnsi="Arial" w:cs="Arial"/>
@@ -5196,6 +5214,14 @@
         </w:rPr>
         <w:t xml:space="preserve"> a validated “materials data sheet” per composition as input for WP2–WP5. In years 4–5: series 3 and strain-varied series of selected compositions.</w:t>
       </w:r>
+      <w:r>
+        <w:rPr>
+          <w:rFonts w:ascii="Arial" w:hAnsi="Arial" w:cs="Arial"/>
+          <w:sz w:val="21"/>
+          <w:szCs w:val="21"/>
+        </w:rPr>
+        <w:t xml:space="preserve"> In addition, gradient wafers carrying a continuous lateral cation gradient are grown in continuous-compositional-spread mode [96, 97] and characterised position by position (XRF/WDS composition map, XRR thickness, XRD structural quality); they are the high-throughput carrier for the spectroscopy in WP4 and the correlation in WP5.</w:t>
+      </w:r>
     </w:p>
     <w:p>
       <w:pPr>
@@ -5445,6 +5471,14 @@
           <w:szCs w:val="21"/>
         </w:rPr>
         <w:t xml:space="preserve"> dynamics.</w:t>
+      </w:r>
+      <w:r>
+        <w:rPr>
+          <w:rFonts w:ascii="Arial" w:hAnsi="Arial" w:cs="Arial"/>
+          <w:sz w:val="21"/>
+          <w:szCs w:val="21"/>
+        </w:rPr>
+        <w:t xml:space="preserve"> On the gradient wafers, XAS is acquired as a positional map, and the defect-chemical gas titration (equilibration at defined oxygen partial pressure and temperature, spatially resolved read-out of the resulting non-stoichiometry, calibration against chemical-capacitance or chemical-expansion anchors [102, 103]) yields the reduction enthalpy per composition, co-located with the covalency descriptor; radiation-dose series and bulk-sensitive fluorescence yield are mandatory controls.</w:t>
       </w:r>
     </w:p>
     <w:p>
@@ -11116,6 +11150,186 @@
           <w:szCs w:val="18"/>
         </w:rPr>
         <w:t xml:space="preserve">[95] F. M. F. de Groot, X-ray absorption and dichroism of transition metals and their compounds. Journal of Electron Spectroscopy and Related Phenomena 67, 529–622 (1994).</w:t>
+      </w:r>
+    </w:p>
+    <w:p>
+      <w:pPr>
+        <w:spacing w:after="60"/>
+        <w:ind w:hanging="480"/>
+        <w:divId w:val="336543102"/>
+        <w:rPr>
+          <w:rFonts w:ascii="Arial" w:hAnsi="Arial" w:cs="Arial"/>
+          <w:sz w:val="18"/>
+          <w:szCs w:val="18"/>
+        </w:rPr>
+      </w:pPr>
+      <w:r>
+        <w:rPr>
+          <w:rFonts w:ascii="Arial" w:hAnsi="Arial" w:cs="Arial"/>
+          <w:sz w:val="18"/>
+          <w:szCs w:val="18"/>
+        </w:rPr>
+        <w:t xml:space="preserve">[96] H. M. Christen, C. M. Rouleau, I. Ohkubo, H. Y. Zhai, H. N. Lee, S. Sathyamurthy, D. H. Lowndes, An improved continuous compositional-spread technique based on pulsed-laser deposition and applicable to large substrate areas. Review of Scientific Instruments 74, 4058-4062 (2003).</w:t>
+      </w:r>
+    </w:p>
+    <w:p>
+      <w:pPr>
+        <w:spacing w:after="60"/>
+        <w:ind w:hanging="480"/>
+        <w:divId w:val="336543102"/>
+        <w:rPr>
+          <w:rFonts w:ascii="Arial" w:hAnsi="Arial" w:cs="Arial"/>
+          <w:sz w:val="18"/>
+          <w:szCs w:val="18"/>
+        </w:rPr>
+      </w:pPr>
+      <w:r>
+        <w:rPr>
+          <w:rFonts w:ascii="Arial" w:hAnsi="Arial" w:cs="Arial"/>
+          <w:sz w:val="18"/>
+          <w:szCs w:val="18"/>
+        </w:rPr>
+        <w:t xml:space="preserve">[97] M. Lorenz, H. Hochmuth, H. von Wenckstern, M. Grundmann, Flexible hardware concept of pulsed laser deposition for large areas and combinatorial composition spreads. Review of Scientific Instruments 94, 083905 (2023).</w:t>
+      </w:r>
+    </w:p>
+    <w:p>
+      <w:pPr>
+        <w:spacing w:after="60"/>
+        <w:ind w:hanging="480"/>
+        <w:divId w:val="336543102"/>
+        <w:rPr>
+          <w:rFonts w:ascii="Arial" w:hAnsi="Arial" w:cs="Arial"/>
+          <w:sz w:val="18"/>
+          <w:szCs w:val="18"/>
+        </w:rPr>
+      </w:pPr>
+      <w:r>
+        <w:rPr>
+          <w:rFonts w:ascii="Arial" w:hAnsi="Arial" w:cs="Arial"/>
+          <w:sz w:val="18"/>
+          <w:szCs w:val="18"/>
+        </w:rPr>
+        <w:t xml:space="preserve">[98] A. Venimadhav, K. A. Yates, M. G. Blamire, Scanning Raman Spectroscopy for Characterizing Compositionally Spread Films. Journal of Combinatorial Chemistry 7, 85-89 (2005).</w:t>
+      </w:r>
+    </w:p>
+    <w:p>
+      <w:pPr>
+        <w:spacing w:after="60"/>
+        <w:ind w:hanging="480"/>
+        <w:divId w:val="336543102"/>
+        <w:rPr>
+          <w:rFonts w:ascii="Arial" w:hAnsi="Arial" w:cs="Arial"/>
+          <w:sz w:val="18"/>
+          <w:szCs w:val="18"/>
+        </w:rPr>
+      </w:pPr>
+      <w:r>
+        <w:rPr>
+          <w:rFonts w:ascii="Arial" w:hAnsi="Arial" w:cs="Arial"/>
+          <w:sz w:val="18"/>
+          <w:szCs w:val="18"/>
+        </w:rPr>
+        <w:t xml:space="preserve">[99] Y. Yamasaki, N. Sasabe, Y. Ishii, Y. Sekiguchi, A. Sumiyoshiya, Y. Tanimoto, Y. Kotani, T. Nakamura, H. Nomura, High-throughput mapping of magnetic properties via the on-the-fly XMCD spectroscopy in a combinatorial Fe-Co-Ni film. Science and Technology of Advanced Materials: Methods 5, 2544528 (2025). [volume/article number from a single source - verify before submission]</w:t>
+      </w:r>
+    </w:p>
+    <w:p>
+      <w:pPr>
+        <w:spacing w:after="60"/>
+        <w:ind w:hanging="480"/>
+        <w:divId w:val="336543102"/>
+        <w:rPr>
+          <w:rFonts w:ascii="Arial" w:hAnsi="Arial" w:cs="Arial"/>
+          <w:sz w:val="18"/>
+          <w:szCs w:val="18"/>
+        </w:rPr>
+      </w:pPr>
+      <w:r>
+        <w:rPr>
+          <w:rFonts w:ascii="Arial" w:hAnsi="Arial" w:cs="Arial"/>
+          <w:sz w:val="18"/>
+          <w:szCs w:val="18"/>
+        </w:rPr>
+        <w:t xml:space="preserve">[100] D. C. Grinter, P. Ferrer, F. Venturini, M. A. van Spronsen, A. I. Large et al., VerSoX B07-B: a high-throughput XPS and ambient pressure NEXAFS beamline at Diamond Light Source. Journal of Synchrotron Radiation 31, 578-589 (2024).</w:t>
+      </w:r>
+    </w:p>
+    <w:p>
+      <w:pPr>
+        <w:spacing w:after="60"/>
+        <w:ind w:hanging="480"/>
+        <w:divId w:val="336543102"/>
+        <w:rPr>
+          <w:rFonts w:ascii="Arial" w:hAnsi="Arial" w:cs="Arial"/>
+          <w:sz w:val="18"/>
+          <w:szCs w:val="18"/>
+        </w:rPr>
+      </w:pPr>
+      <w:r>
+        <w:rPr>
+          <w:rFonts w:ascii="Arial" w:hAnsi="Arial" w:cs="Arial"/>
+          <w:sz w:val="18"/>
+          <w:szCs w:val="18"/>
+        </w:rPr>
+        <w:t xml:space="preserve">[101] M. Tang, L. Dai, M. Cheng, Y. Zhang, Y. Wang et al., High-Throughput Screening Thickness-Dependent Resistive Switching in SrTiO3 Thin Films for Robust Electronic Synapse. Advanced Functional Materials 33, 2213874 (2023).</w:t>
+      </w:r>
+    </w:p>
+    <w:p>
+      <w:pPr>
+        <w:spacing w:after="60"/>
+        <w:ind w:hanging="480"/>
+        <w:divId w:val="336543102"/>
+        <w:rPr>
+          <w:rFonts w:ascii="Arial" w:hAnsi="Arial" w:cs="Arial"/>
+          <w:sz w:val="18"/>
+          <w:szCs w:val="18"/>
+        </w:rPr>
+      </w:pPr>
+      <w:r>
+        <w:rPr>
+          <w:rFonts w:ascii="Arial" w:hAnsi="Arial" w:cs="Arial"/>
+          <w:sz w:val="18"/>
+          <w:szCs w:val="18"/>
+        </w:rPr>
+        <w:t xml:space="preserve">[102] W. C. Chueh, S. M. Haile, Electrochemical studies of capacitance in cerium oxide thin films and its relationship to anionic and electronic defect densities. Physical Chemistry Chemical Physics 11, 8144-8148 (2009).</w:t>
+      </w:r>
+    </w:p>
+    <w:p>
+      <w:pPr>
+        <w:spacing w:after="60"/>
+        <w:ind w:hanging="480"/>
+        <w:divId w:val="336543102"/>
+        <w:rPr>
+          <w:rFonts w:ascii="Arial" w:hAnsi="Arial" w:cs="Arial"/>
+          <w:sz w:val="18"/>
+          <w:szCs w:val="18"/>
+        </w:rPr>
+      </w:pPr>
+      <w:r>
+        <w:rPr>
+          <w:rFonts w:ascii="Arial" w:hAnsi="Arial" w:cs="Arial"/>
+          <w:sz w:val="18"/>
+          <w:szCs w:val="18"/>
+        </w:rPr>
+        <w:t xml:space="preserve">[103] A. Schmid, G. M. Rupp, J. Fleig, Voltage and partial pressure dependent defect chemistry in (La,Sr)FeO3-d thin films investigated by chemical capacitance measurements. Physical Chemistry Chemical Physics 20, 12016-12026 (2018).</w:t>
+      </w:r>
+    </w:p>
+    <w:p>
+      <w:pPr>
+        <w:spacing w:after="60"/>
+        <w:ind w:hanging="480"/>
+        <w:divId w:val="336543102"/>
+        <w:rPr>
+          <w:rFonts w:ascii="Arial" w:hAnsi="Arial" w:cs="Arial"/>
+          <w:sz w:val="18"/>
+          <w:szCs w:val="18"/>
+        </w:rPr>
+      </w:pPr>
+      <w:r>
+        <w:rPr>
+          <w:rFonts w:ascii="Arial" w:hAnsi="Arial" w:cs="Arial"/>
+          <w:sz w:val="18"/>
+          <w:szCs w:val="18"/>
+        </w:rPr>
+        <w:t xml:space="preserve">[104] J. J. Kim, S. R. Bishop, N. J. Thompson, H. L. Tuller, Investigation of Nonstoichiometry in Oxide Thin Films by Simultaneous in Situ Optical Absorption and Chemical Capacitance Measurements: Pr-Doped Ceria, a Case Study. Chemistry of Materials 26, 1374-1379 (2014).</w:t>
       </w:r>
     </w:p>
     <w:p>

--- a/Material_6_LSCO_LaSrCoO3/DFG_EmmyNoether_COMET-Ox_LSCO_EN.docx
+++ b/Material_6_LSCO_LaSrCoO3/DFG_EmmyNoether_COMET-Ox_LSCO_EN.docx
@@ -5057,6 +5057,24 @@
           <w:szCs w:val="21"/>
         </w:rPr>
         <w:t xml:space="preserve">A third handle addresses throughput and the weakest link of the evidence chain at once - one wafer, one map. Alongside the discrete samples, each series is additionally grown as a single wafer carrying a continuous lateral cation gradient in continuous-compositional-spread mode [96], for which combinatorial large-area hardware up to four inches exists [97] and epitaxial perovskite spreads are established [98]. Spatially resolved soft XAS turns such a wafer into a continuous covalency map - on-the-fly L-edge mapping across a combinatorial spread has been demonstrated [99], and beamlines built for automated high-throughput NEXAFS are available [100] - while automated prober mapping of the device arrays along the same track yields the corresponding switching map [101]; with 0.2-0.5 mm spots on a 50 mm gradient this delivers 100-250 independent compositions per wafer. The same wafer then carries the defect-chemical gas titration: equilibrated at defined oxygen partial pressure and temperature, every position adopts its own non-stoichiometry, and repeating the equilibration across oxidising and reducing conditions yields the reduction enthalpy as a function of composition - an experimentally determined vacancy-formation energy measured on the same spots as the covalency descriptor. Because XAS delivers valence rather than absolute oxygen content, the map is calibrated against chemical-capacitance or chemical-expansion anchor points [102, 103], with optical absorption as a second, fully imageable read-out [104]; thin-film defect chemistry of exactly this type is established for ceria films [102] and for ferrite films [103]. This is what turns the second link of the chain - EV versus covalency - from a computed premise into a measured correlation. The risks are explicit and budgeted: composition, thickness and strain gradients must be deconvolved by per-position metrology (XRF/WDS, XRR, XRD), because cation transfer in PLD is fluence- and pressure-sensitive [59]; electron-yield detection is limited in pressure and probes only the outer nanometres, so bulk-sensitive fluorescence yield is recorded alongside; and soft-X-ray photoreduction of Ce, Mn, Fe and Co drives the valence in the same direction as the gas-induced reduction under study, which makes dose series a precondition of every descriptor claim rather than an afterthought.</w:t>
+      </w:r>
+    </w:p>
+    <w:p>
+      <w:pPr>
+        <w:pStyle w:val="NormalWeb"/>
+        <w:rPr>
+          <w:rFonts w:ascii="Arial" w:hAnsi="Arial" w:cs="Arial"/>
+          <w:sz w:val="21"/>
+          <w:szCs w:val="21"/>
+        </w:rPr>
+      </w:pPr>
+      <w:r>
+        <w:rPr>
+          <w:rFonts w:ascii="Arial" w:hAnsi="Arial" w:cs="Arial"/>
+          <w:sz w:val="21"/>
+          <w:szCs w:val="21"/>
+        </w:rPr>
+        <w:t xml:space="preserve">Descriptor construction (specified 08/2026): covalency is quantified as the ligand-hole weight w_L of the configuration-interaction ground state - the deviation of the d occupation from the formal valence, set by the charge-transfer energy, the d-d Coulomb energy and the transfer integrals [91, 92] within the Zaanen-Sawatzky-Allen classification [21]. Because O K pre-edge intensity probes unoccupied states whereas w_L is a ground-state quantity, the descriptor is built in three steps. (D1) The pre-edge area normalised per d hole - with the hole count taken from the transition-metal L2,3 fit at the same position rather than from the nominal stoichiometry - is the fast, mappable measure [40], its interpretation limits taken from the O K-edge methodology literature [95]. (D2) At six to ten support points per series, cluster-model analysis of the transition-metal 2p core-level satellites and of the L2,3 multiplets yields the charge-transfer energy, the Coulomb energy and the transfer integrals, and hence w_L itself [92], evaluated with charge-transfer multiplet and Wannier-based multiplet ligand-field codes [105, 106]. (D3) The regression between D1 and D2 converts the fast measure into a cluster-model-anchored covalency across all positions, with propagated uncertainty. Only this calibrated quantity enters the correlation with the vacancy formation energy; a pre-edge intensity on its own is treated as a series-internal relative measure and nothing more. Ambient-pressure endstations that combine core-level photoemission with NEXAFS allow D1 and D2 to be recorded at the same sample position [100], so the calibration is not carried across separate beamtimes. The descriptor is finally held to a model comparison against formal valence, tolerance factor and the uncalibrated pre-edge area; if it does not outperform them, that is reported as the result.</w:t>
       </w:r>
     </w:p>
     <w:p>
@@ -11330,6 +11348,46 @@
           <w:szCs w:val="18"/>
         </w:rPr>
         <w:t xml:space="preserve">[104] J. J. Kim, S. R. Bishop, N. J. Thompson, H. L. Tuller, Investigation of Nonstoichiometry in Oxide Thin Films by Simultaneous in Situ Optical Absorption and Chemical Capacitance Measurements: Pr-Doped Ceria, a Case Study. Chemistry of Materials 26, 1374-1379 (2014).</w:t>
+      </w:r>
+    </w:p>
+    <w:p>
+      <w:pPr>
+        <w:spacing w:after="60"/>
+        <w:ind w:hanging="480"/>
+        <w:divId w:val="336543102"/>
+        <w:rPr>
+          <w:rFonts w:ascii="Arial" w:hAnsi="Arial" w:cs="Arial"/>
+          <w:sz w:val="18"/>
+          <w:szCs w:val="18"/>
+        </w:rPr>
+      </w:pPr>
+      <w:r>
+        <w:rPr>
+          <w:rFonts w:ascii="Arial" w:hAnsi="Arial" w:cs="Arial"/>
+          <w:sz w:val="18"/>
+          <w:szCs w:val="18"/>
+        </w:rPr>
+        <w:t xml:space="preserve">[105] E. Stavitski, F. M. F. de Groot, The CTM4XAS program for EELS and XAS spectral shape analysis of transition metal L edges. Micron 41, 687-694 (2010).</w:t>
+      </w:r>
+    </w:p>
+    <w:p>
+      <w:pPr>
+        <w:spacing w:after="60"/>
+        <w:ind w:hanging="480"/>
+        <w:divId w:val="336543102"/>
+        <w:rPr>
+          <w:rFonts w:ascii="Arial" w:hAnsi="Arial" w:cs="Arial"/>
+          <w:sz w:val="18"/>
+          <w:szCs w:val="18"/>
+        </w:rPr>
+      </w:pPr>
+      <w:r>
+        <w:rPr>
+          <w:rFonts w:ascii="Arial" w:hAnsi="Arial" w:cs="Arial"/>
+          <w:sz w:val="18"/>
+          <w:szCs w:val="18"/>
+        </w:rPr>
+        <w:t xml:space="preserve">[106] M. W. Haverkort, M. Zwierzycki, O. K. Andersen, Multiplet ligand-field theory using Wannier orbitals. Physical Review B 85, 165113 (2012).</w:t>
       </w:r>
     </w:p>
     <w:p>
